--- a/10Aug2026_SrikanthTurpu_Resume.docx
+++ b/10Aug2026_SrikanthTurpu_Resume.docx
@@ -783,25 +783,52 @@
                                 <w:color w:val="7B3811"/>
                                 <w:sz w:val="21"/>
                               </w:rPr>
-                              <w:t>AI QA Agent</w:t>
-                            </w:r>
-                            <w:r>
-                              <w:rPr>
-                                <w:rFonts w:ascii="Arial" w:hAnsi="Arial" w:cs="Arial"/>
-                                <w:bCs/>
-                                <w:color w:val="7B3811"/>
-                                <w:sz w:val="21"/>
-                              </w:rPr>
-                              <w:t xml:space="preserve">: </w:t>
-                            </w:r>
-                            <w:r>
-                              <w:rPr>
-                                <w:rFonts w:ascii="Arial" w:hAnsi="Arial" w:cs="Arial"/>
-                                <w:bCs/>
-                                <w:color w:val="7B3811"/>
-                                <w:sz w:val="21"/>
-                              </w:rPr>
-                              <w:t>Designed a quality-based feature coverage analysis agent that statically scores functional, scenario, and negative-path test coverage per feature - producing visual gap reports that give stakeholders a true confidence measure beyond raw test counts.</w:t>
+                              <w:t xml:space="preserve">AI QA Agent: </w:t>
+                            </w:r>
+                            <w:r>
+                              <w:rPr>
+                                <w:rFonts w:ascii="Arial" w:hAnsi="Arial" w:cs="Arial"/>
+                                <w:bCs/>
+                                <w:color w:val="7B3811"/>
+                                <w:sz w:val="21"/>
+                              </w:rPr>
+                              <w:t xml:space="preserve">Designed a quality-based feature coverage analysis agent that statically scores functional, scenario, and negative-path test coverage per feature </w:t>
+                            </w:r>
+                            <w:r>
+                              <w:rPr>
+                                <w:rFonts w:ascii="Arial" w:hAnsi="Arial" w:cs="Arial"/>
+                                <w:bCs/>
+                                <w:color w:val="7B3811"/>
+                                <w:sz w:val="21"/>
+                              </w:rPr>
+                              <w:t>–</w:t>
+                            </w:r>
+                            <w:r>
+                              <w:rPr>
+                                <w:rFonts w:ascii="Arial" w:hAnsi="Arial" w:cs="Arial"/>
+                                <w:bCs/>
+                                <w:color w:val="7B3811"/>
+                                <w:sz w:val="21"/>
+                              </w:rPr>
+                              <w:t xml:space="preserve"> producing</w:t>
+                            </w:r>
+                            <w:r>
+                              <w:rPr>
+                                <w:rFonts w:ascii="Arial" w:hAnsi="Arial" w:cs="Arial"/>
+                                <w:bCs/>
+                                <w:color w:val="7B3811"/>
+                                <w:sz w:val="21"/>
+                              </w:rPr>
+                              <w:t xml:space="preserve"> </w:t>
+                            </w:r>
+                            <w:r>
+                              <w:rPr>
+                                <w:rFonts w:ascii="Arial" w:hAnsi="Arial" w:cs="Arial"/>
+                                <w:bCs/>
+                                <w:color w:val="7B3811"/>
+                                <w:sz w:val="21"/>
+                              </w:rPr>
+                              <w:t>gap reports that give stakeholders a true confidence measure beyond raw test counts.</w:t>
                             </w:r>
                           </w:p>
                           <w:p>
@@ -1395,25 +1422,52 @@
                           <w:color w:val="7B3811"/>
                           <w:sz w:val="21"/>
                         </w:rPr>
-                        <w:t>AI QA Agent</w:t>
-                      </w:r>
-                      <w:r>
-                        <w:rPr>
-                          <w:rFonts w:ascii="Arial" w:hAnsi="Arial" w:cs="Arial"/>
-                          <w:bCs/>
-                          <w:color w:val="7B3811"/>
-                          <w:sz w:val="21"/>
-                        </w:rPr>
-                        <w:t xml:space="preserve">: </w:t>
-                      </w:r>
-                      <w:r>
-                        <w:rPr>
-                          <w:rFonts w:ascii="Arial" w:hAnsi="Arial" w:cs="Arial"/>
-                          <w:bCs/>
-                          <w:color w:val="7B3811"/>
-                          <w:sz w:val="21"/>
-                        </w:rPr>
-                        <w:t>Designed a quality-based feature coverage analysis agent that statically scores functional, scenario, and negative-path test coverage per feature - producing visual gap reports that give stakeholders a true confidence measure beyond raw test counts.</w:t>
+                        <w:t xml:space="preserve">AI QA Agent: </w:t>
+                      </w:r>
+                      <w:r>
+                        <w:rPr>
+                          <w:rFonts w:ascii="Arial" w:hAnsi="Arial" w:cs="Arial"/>
+                          <w:bCs/>
+                          <w:color w:val="7B3811"/>
+                          <w:sz w:val="21"/>
+                        </w:rPr>
+                        <w:t xml:space="preserve">Designed a quality-based feature coverage analysis agent that statically scores functional, scenario, and negative-path test coverage per feature </w:t>
+                      </w:r>
+                      <w:r>
+                        <w:rPr>
+                          <w:rFonts w:ascii="Arial" w:hAnsi="Arial" w:cs="Arial"/>
+                          <w:bCs/>
+                          <w:color w:val="7B3811"/>
+                          <w:sz w:val="21"/>
+                        </w:rPr>
+                        <w:t>–</w:t>
+                      </w:r>
+                      <w:r>
+                        <w:rPr>
+                          <w:rFonts w:ascii="Arial" w:hAnsi="Arial" w:cs="Arial"/>
+                          <w:bCs/>
+                          <w:color w:val="7B3811"/>
+                          <w:sz w:val="21"/>
+                        </w:rPr>
+                        <w:t xml:space="preserve"> producing</w:t>
+                      </w:r>
+                      <w:r>
+                        <w:rPr>
+                          <w:rFonts w:ascii="Arial" w:hAnsi="Arial" w:cs="Arial"/>
+                          <w:bCs/>
+                          <w:color w:val="7B3811"/>
+                          <w:sz w:val="21"/>
+                        </w:rPr>
+                        <w:t xml:space="preserve"> </w:t>
+                      </w:r>
+                      <w:r>
+                        <w:rPr>
+                          <w:rFonts w:ascii="Arial" w:hAnsi="Arial" w:cs="Arial"/>
+                          <w:bCs/>
+                          <w:color w:val="7B3811"/>
+                          <w:sz w:val="21"/>
+                        </w:rPr>
+                        <w:t>gap reports that give stakeholders a true confidence measure beyond raw test counts.</w:t>
                       </w:r>
                     </w:p>
                     <w:p>
@@ -2020,6 +2074,7 @@
                                 <w:color w:val="803C0E"/>
                               </w:rPr>
                             </w:pPr>
+                            <w:proofErr w:type="spellStart"/>
                             <w:r>
                               <w:rPr>
                                 <w:rFonts w:ascii="Arial" w:hAnsi="Arial" w:cs="Arial"/>
@@ -2027,6 +2082,7 @@
                               </w:rPr>
                               <w:t>Javascript</w:t>
                             </w:r>
+                            <w:proofErr w:type="spellEnd"/>
                           </w:p>
                           <w:p>
                             <w:pPr>
@@ -2363,6 +2419,7 @@
                                 <w:color w:val="803C0E"/>
                               </w:rPr>
                             </w:pPr>
+                            <w:proofErr w:type="spellStart"/>
                             <w:r>
                               <w:rPr>
                                 <w:rFonts w:ascii="Arial" w:hAnsi="Arial" w:cs="Arial"/>
@@ -2370,7 +2427,17 @@
                                 <w:bCs/>
                                 <w:color w:val="803C0E"/>
                               </w:rPr>
-                              <w:t xml:space="preserve">Valuelabs Technologies </w:t>
+                              <w:t>Valuelabs</w:t>
+                            </w:r>
+                            <w:proofErr w:type="spellEnd"/>
+                            <w:r>
+                              <w:rPr>
+                                <w:rFonts w:ascii="Arial" w:hAnsi="Arial" w:cs="Arial"/>
+                                <w:b/>
+                                <w:bCs/>
+                                <w:color w:val="803C0E"/>
+                              </w:rPr>
+                              <w:t xml:space="preserve"> Technologies </w:t>
                             </w:r>
                           </w:p>
                           <w:p>
@@ -2721,6 +2788,7 @@
                           <w:color w:val="803C0E"/>
                         </w:rPr>
                       </w:pPr>
+                      <w:proofErr w:type="spellStart"/>
                       <w:r>
                         <w:rPr>
                           <w:rFonts w:ascii="Arial" w:hAnsi="Arial" w:cs="Arial"/>
@@ -2728,6 +2796,7 @@
                         </w:rPr>
                         <w:t>Javascript</w:t>
                       </w:r>
+                      <w:proofErr w:type="spellEnd"/>
                     </w:p>
                     <w:p>
                       <w:pPr>
@@ -3064,6 +3133,7 @@
                           <w:color w:val="803C0E"/>
                         </w:rPr>
                       </w:pPr>
+                      <w:proofErr w:type="spellStart"/>
                       <w:r>
                         <w:rPr>
                           <w:rFonts w:ascii="Arial" w:hAnsi="Arial" w:cs="Arial"/>
@@ -3071,7 +3141,17 @@
                           <w:bCs/>
                           <w:color w:val="803C0E"/>
                         </w:rPr>
-                        <w:t xml:space="preserve">Valuelabs Technologies </w:t>
+                        <w:t>Valuelabs</w:t>
+                      </w:r>
+                      <w:proofErr w:type="spellEnd"/>
+                      <w:r>
+                        <w:rPr>
+                          <w:rFonts w:ascii="Arial" w:hAnsi="Arial" w:cs="Arial"/>
+                          <w:b/>
+                          <w:bCs/>
+                          <w:color w:val="803C0E"/>
+                        </w:rPr>
+                        <w:t xml:space="preserve"> Technologies </w:t>
                       </w:r>
                     </w:p>
                     <w:p>
@@ -6320,7 +6400,23 @@
                                 <w:rFonts w:ascii="Arial" w:hAnsi="Arial" w:cs="Arial"/>
                                 <w:color w:val="803C0E"/>
                               </w:rPr>
-                              <w:t>In Valuelabs Technologies</w:t>
+                              <w:t xml:space="preserve">In </w:t>
+                            </w:r>
+                            <w:proofErr w:type="spellStart"/>
+                            <w:r>
+                              <w:rPr>
+                                <w:rFonts w:ascii="Arial" w:hAnsi="Arial" w:cs="Arial"/>
+                                <w:color w:val="803C0E"/>
+                              </w:rPr>
+                              <w:t>Valuelabs</w:t>
+                            </w:r>
+                            <w:proofErr w:type="spellEnd"/>
+                            <w:r>
+                              <w:rPr>
+                                <w:rFonts w:ascii="Arial" w:hAnsi="Arial" w:cs="Arial"/>
+                                <w:color w:val="803C0E"/>
+                              </w:rPr>
+                              <w:t xml:space="preserve"> Technologies</w:t>
                             </w:r>
                           </w:p>
                           <w:p>
@@ -6703,7 +6799,23 @@
                           <w:rFonts w:ascii="Arial" w:hAnsi="Arial" w:cs="Arial"/>
                           <w:color w:val="803C0E"/>
                         </w:rPr>
-                        <w:t>In Valuelabs Technologies</w:t>
+                        <w:t xml:space="preserve">In </w:t>
+                      </w:r>
+                      <w:proofErr w:type="spellStart"/>
+                      <w:r>
+                        <w:rPr>
+                          <w:rFonts w:ascii="Arial" w:hAnsi="Arial" w:cs="Arial"/>
+                          <w:color w:val="803C0E"/>
+                        </w:rPr>
+                        <w:t>Valuelabs</w:t>
+                      </w:r>
+                      <w:proofErr w:type="spellEnd"/>
+                      <w:r>
+                        <w:rPr>
+                          <w:rFonts w:ascii="Arial" w:hAnsi="Arial" w:cs="Arial"/>
+                          <w:color w:val="803C0E"/>
+                        </w:rPr>
+                        <w:t xml:space="preserve"> Technologies</w:t>
                       </w:r>
                     </w:p>
                     <w:p>
@@ -7782,6 +7894,7 @@
                                 <w:sz w:val="21"/>
                               </w:rPr>
                             </w:pPr>
+                            <w:proofErr w:type="spellStart"/>
                             <w:r>
                               <w:rPr>
                                 <w:rFonts w:ascii="Arial" w:hAnsi="Arial" w:cs="Arial"/>
@@ -7793,6 +7906,7 @@
                               </w:rPr>
                               <w:t>MobiTV</w:t>
                             </w:r>
+                            <w:proofErr w:type="spellEnd"/>
                             <w:r>
                               <w:rPr>
                                 <w:rFonts w:ascii="Arial" w:hAnsi="Arial" w:cs="Arial"/>
@@ -7977,6 +8091,7 @@
                               </w:rPr>
                               <w:t xml:space="preserve"> </w:t>
                             </w:r>
+                            <w:proofErr w:type="spellStart"/>
                             <w:r>
                               <w:rPr>
                                 <w:rFonts w:ascii="Arial" w:hAnsi="Arial" w:cs="Arial"/>
@@ -7985,7 +8100,40 @@
                                 <w:w w:val="95"/>
                                 <w:sz w:val="21"/>
                               </w:rPr>
-                              <w:t>MobiTV offers a versatile OTT platform application that seamlessly supports Mobile, TV, and Web platforms. This app delivers an extensive range of channels, encompassing prime-time shows, news broadcasts, children's programming, and sports content. With MobiTV, you gain access to live and up-to-the-minute news from reputable sources like FOX News and Associated Press, as well as an extensive library of full episodes from leading networks such as ABC and Disney, ensuring a wide array of entertainment choices at your fingertips</w:t>
+                              <w:t>MobiTV</w:t>
+                            </w:r>
+                            <w:proofErr w:type="spellEnd"/>
+                            <w:r>
+                              <w:rPr>
+                                <w:rFonts w:ascii="Arial" w:hAnsi="Arial" w:cs="Arial"/>
+                                <w:bCs/>
+                                <w:color w:val="7B3811"/>
+                                <w:w w:val="95"/>
+                                <w:sz w:val="21"/>
+                              </w:rPr>
+                              <w:t xml:space="preserve"> offers a versatile OTT platform application that seamlessly supports Mobile, TV, and Web platforms. This app delivers an extensive range of channels, encompassing prime-time shows, news broadcasts, children's programming, and sports content. With </w:t>
+                            </w:r>
+                            <w:proofErr w:type="spellStart"/>
+                            <w:r>
+                              <w:rPr>
+                                <w:rFonts w:ascii="Arial" w:hAnsi="Arial" w:cs="Arial"/>
+                                <w:bCs/>
+                                <w:color w:val="7B3811"/>
+                                <w:w w:val="95"/>
+                                <w:sz w:val="21"/>
+                              </w:rPr>
+                              <w:t>MobiTV</w:t>
+                            </w:r>
+                            <w:proofErr w:type="spellEnd"/>
+                            <w:r>
+                              <w:rPr>
+                                <w:rFonts w:ascii="Arial" w:hAnsi="Arial" w:cs="Arial"/>
+                                <w:bCs/>
+                                <w:color w:val="7B3811"/>
+                                <w:w w:val="95"/>
+                                <w:sz w:val="21"/>
+                              </w:rPr>
+                              <w:t>, you gain access to live and up-to-the-minute news from reputable sources like FOX News and Associated Press, as well as an extensive library of full episodes from leading networks such as ABC and Disney, ensuring a wide array of entertainment choices at your fingertips</w:t>
                             </w:r>
                           </w:p>
                           <w:p>
@@ -8034,7 +8182,29 @@
                                 <w:w w:val="95"/>
                                 <w:sz w:val="21"/>
                               </w:rPr>
-                              <w:t>As an individual contributor, built the automation framework from scratch using Selenium (Java) and Appium within a Page Object Model structure to validate MobiTV’s OTT experience across mobile, TV, and web platforms.</w:t>
+                              <w:t xml:space="preserve">As an individual contributor, built the automation framework from scratch using Selenium (Java) and Appium within a Page Object Model structure to validate </w:t>
+                            </w:r>
+                            <w:proofErr w:type="spellStart"/>
+                            <w:r>
+                              <w:rPr>
+                                <w:rFonts w:ascii="Arial" w:hAnsi="Arial" w:cs="Arial"/>
+                                <w:bCs/>
+                                <w:color w:val="7B3811"/>
+                                <w:w w:val="95"/>
+                                <w:sz w:val="21"/>
+                              </w:rPr>
+                              <w:t>MobiTV’s</w:t>
+                            </w:r>
+                            <w:proofErr w:type="spellEnd"/>
+                            <w:r>
+                              <w:rPr>
+                                <w:rFonts w:ascii="Arial" w:hAnsi="Arial" w:cs="Arial"/>
+                                <w:bCs/>
+                                <w:color w:val="7B3811"/>
+                                <w:w w:val="95"/>
+                                <w:sz w:val="21"/>
+                              </w:rPr>
+                              <w:t xml:space="preserve"> OTT experience across mobile, TV, and web platforms.</w:t>
                             </w:r>
                           </w:p>
                           <w:p>
@@ -8279,6 +8449,7 @@
                           <w:sz w:val="21"/>
                         </w:rPr>
                       </w:pPr>
+                      <w:proofErr w:type="spellStart"/>
                       <w:r>
                         <w:rPr>
                           <w:rFonts w:ascii="Arial" w:hAnsi="Arial" w:cs="Arial"/>
@@ -8290,6 +8461,7 @@
                         </w:rPr>
                         <w:t>MobiTV</w:t>
                       </w:r>
+                      <w:proofErr w:type="spellEnd"/>
                       <w:r>
                         <w:rPr>
                           <w:rFonts w:ascii="Arial" w:hAnsi="Arial" w:cs="Arial"/>
@@ -8474,6 +8646,7 @@
                         </w:rPr>
                         <w:t xml:space="preserve"> </w:t>
                       </w:r>
+                      <w:proofErr w:type="spellStart"/>
                       <w:r>
                         <w:rPr>
                           <w:rFonts w:ascii="Arial" w:hAnsi="Arial" w:cs="Arial"/>
@@ -8482,7 +8655,40 @@
                           <w:w w:val="95"/>
                           <w:sz w:val="21"/>
                         </w:rPr>
-                        <w:t>MobiTV offers a versatile OTT platform application that seamlessly supports Mobile, TV, and Web platforms. This app delivers an extensive range of channels, encompassing prime-time shows, news broadcasts, children's programming, and sports content. With MobiTV, you gain access to live and up-to-the-minute news from reputable sources like FOX News and Associated Press, as well as an extensive library of full episodes from leading networks such as ABC and Disney, ensuring a wide array of entertainment choices at your fingertips</w:t>
+                        <w:t>MobiTV</w:t>
+                      </w:r>
+                      <w:proofErr w:type="spellEnd"/>
+                      <w:r>
+                        <w:rPr>
+                          <w:rFonts w:ascii="Arial" w:hAnsi="Arial" w:cs="Arial"/>
+                          <w:bCs/>
+                          <w:color w:val="7B3811"/>
+                          <w:w w:val="95"/>
+                          <w:sz w:val="21"/>
+                        </w:rPr>
+                        <w:t xml:space="preserve"> offers a versatile OTT platform application that seamlessly supports Mobile, TV, and Web platforms. This app delivers an extensive range of channels, encompassing prime-time shows, news broadcasts, children's programming, and sports content. With </w:t>
+                      </w:r>
+                      <w:proofErr w:type="spellStart"/>
+                      <w:r>
+                        <w:rPr>
+                          <w:rFonts w:ascii="Arial" w:hAnsi="Arial" w:cs="Arial"/>
+                          <w:bCs/>
+                          <w:color w:val="7B3811"/>
+                          <w:w w:val="95"/>
+                          <w:sz w:val="21"/>
+                        </w:rPr>
+                        <w:t>MobiTV</w:t>
+                      </w:r>
+                      <w:proofErr w:type="spellEnd"/>
+                      <w:r>
+                        <w:rPr>
+                          <w:rFonts w:ascii="Arial" w:hAnsi="Arial" w:cs="Arial"/>
+                          <w:bCs/>
+                          <w:color w:val="7B3811"/>
+                          <w:w w:val="95"/>
+                          <w:sz w:val="21"/>
+                        </w:rPr>
+                        <w:t>, you gain access to live and up-to-the-minute news from reputable sources like FOX News and Associated Press, as well as an extensive library of full episodes from leading networks such as ABC and Disney, ensuring a wide array of entertainment choices at your fingertips</w:t>
                       </w:r>
                     </w:p>
                     <w:p>
@@ -8531,7 +8737,29 @@
                           <w:w w:val="95"/>
                           <w:sz w:val="21"/>
                         </w:rPr>
-                        <w:t>As an individual contributor, built the automation framework from scratch using Selenium (Java) and Appium within a Page Object Model structure to validate MobiTV’s OTT experience across mobile, TV, and web platforms.</w:t>
+                        <w:t xml:space="preserve">As an individual contributor, built the automation framework from scratch using Selenium (Java) and Appium within a Page Object Model structure to validate </w:t>
+                      </w:r>
+                      <w:proofErr w:type="spellStart"/>
+                      <w:r>
+                        <w:rPr>
+                          <w:rFonts w:ascii="Arial" w:hAnsi="Arial" w:cs="Arial"/>
+                          <w:bCs/>
+                          <w:color w:val="7B3811"/>
+                          <w:w w:val="95"/>
+                          <w:sz w:val="21"/>
+                        </w:rPr>
+                        <w:t>MobiTV’s</w:t>
+                      </w:r>
+                      <w:proofErr w:type="spellEnd"/>
+                      <w:r>
+                        <w:rPr>
+                          <w:rFonts w:ascii="Arial" w:hAnsi="Arial" w:cs="Arial"/>
+                          <w:bCs/>
+                          <w:color w:val="7B3811"/>
+                          <w:w w:val="95"/>
+                          <w:sz w:val="21"/>
+                        </w:rPr>
+                        <w:t xml:space="preserve"> OTT experience across mobile, TV, and web platforms.</w:t>
                       </w:r>
                     </w:p>
                     <w:p>
